--- a/Liquid+ Project/Acquisition clients/Prospection messages types.docx
+++ b/Liquid+ Project/Acquisition clients/Prospection messages types.docx
@@ -132,7 +132,13 @@
         <w:t>di</w:t>
       </w:r>
       <w:r>
-        <w:t>ques avez-vous rencontré avant la due diligence ?</w:t>
+        <w:t>ques avez-vous rencontré</w:t>
+      </w:r>
+      <w:r>
+        <w:t>es</w:t>
+      </w:r>
+      <w:r>
+        <w:t xml:space="preserve"> avant la due diligence ?</w:t>
       </w:r>
     </w:p>
     <w:p>
@@ -171,7 +177,13 @@
         <w:t>Comment avez-vous communiqué avec votre avocat ? Comment avez-vous communiqué avec le VC ? Quels sont tous les documents juridiques dont vous-avez eu besoin ? Qu’avez-vous fait par vous-même Votre data room était-elle sur Google Drive/Notion/autre ? Les négociations se sont-elles faites par mail ou en présentiel ?</w:t>
       </w:r>
       <w:r>
-        <w:t xml:space="preserve"> Est-ce que c’est par BSA AIR ou actions ordinaires ? Quelles clauses dans la term sheet ? Votre rapport de force avec les VC lors de la négociation de la term sheet vous a-t-il semblé déséquilibré ? Quels compromis avez-vous dû faire dans la term sheet ? Quels compromis avez-vous dû faire lors de l’estimation de la valorisation ? A quel point votre levée de fond a été éreintant ? Avez-vous été conseillé pour négocier ? Sur quelles clauses de la terme sheet les VC n’ont pas voulu faire de compromis ? //pacte d’associé.</w:t>
+        <w:t xml:space="preserve"> Est-ce que c’est par BSA AIR ou actions ordinaires ? Quelles clauses dans la term sheet ? Votre rapport de force avec les VC lors de la négociation de la term sheet vous a-t-il semblé déséquilibré ? Quels compromis avez-vous dû faire dans la term sheet ? Quels compromis avez-vous dû faire lors de l’estimation de la valorisation ? A quel point votre levée de fond a été éreintant ? Avez-vous été conseillé pour négocier ? Sur quelles clauses de la terme sheet les VC n’ont pas voulu faire de compromis ? </w:t>
+      </w:r>
+      <w:r>
+        <w:t xml:space="preserve">Quels étaient les clauses de la terme sheet les plus importants à négocier pour vous ? </w:t>
+      </w:r>
+      <w:r>
+        <w:t>//pacte d’associé.</w:t>
       </w:r>
     </w:p>
     <w:p/>
